--- a/Team5-Final-Report.docx
+++ b/Team5-Final-Report.docx
@@ -2,34 +2,84 @@
 <file path=word/document.xml><?xml version="1.0" encoding="utf-8"?>
 <w:document xmlns:wpc="http://schemas.microsoft.com/office/word/2010/wordprocessingCanvas" xmlns:cx="http://schemas.microsoft.com/office/drawing/2014/chartex" xmlns:cx1="http://schemas.microsoft.com/office/drawing/2015/9/8/chartex" xmlns:cx2="http://schemas.microsoft.com/office/drawing/2015/10/21/chartex" xmlns:cx3="http://schemas.microsoft.com/office/drawing/2016/5/9/chartex" xmlns:cx4="http://schemas.microsoft.com/office/drawing/2016/5/10/chartex" xmlns:cx5="http://schemas.microsoft.com/office/drawing/2016/5/11/chartex" xmlns:cx6="http://schemas.microsoft.com/office/drawing/2016/5/12/chartex" xmlns:cx7="http://schemas.microsoft.com/office/drawing/2016/5/13/chartex" xmlns:cx8="http://schemas.microsoft.com/office/drawing/2016/5/14/chartex" xmlns:mc="http://schemas.openxmlformats.org/markup-compatibility/2006" xmlns:aink="http://schemas.microsoft.com/office/drawing/2016/ink" xmlns:am3d="http://schemas.microsoft.com/office/drawing/2017/model3d" xmlns:o="urn:schemas-microsoft-com:office:office" xmlns:oel="http://schemas.microsoft.com/office/2019/extlst" xmlns:r="http://schemas.openxmlformats.org/officeDocument/2006/relationships" xmlns:m="http://schemas.openxmlformats.org/officeDocument/2006/math" xmlns:v="urn:schemas-microsoft-com:vml" xmlns:wp14="http://schemas.microsoft.com/office/word/2010/wordprocessingDrawing" xmlns:wp="http://schemas.openxmlformats.org/drawingml/2006/wordprocessingDrawing" xmlns:w10="urn:schemas-microsoft-com:office:word" xmlns:w="http://schemas.openxmlformats.org/wordprocessingml/2006/main" xmlns:w14="http://schemas.microsoft.com/office/word/2010/wordml" xmlns:w15="http://schemas.microsoft.com/office/word/2012/wordml" xmlns:w16cei="http://schemas.microsoft.com/office/word/2026/wordml/cei" xmlns:w16cex="http://schemas.microsoft.com/office/word/2018/wordml/cex" xmlns:w16cid="http://schemas.microsoft.com/office/word/2016/wordml/cid" xmlns:w16="http://schemas.microsoft.com/office/word/2018/wordml" xmlns:w16du="http://schemas.microsoft.com/office/word/2023/wordml/word16du" xmlns:w16sdtdh="http://schemas.microsoft.com/office/word/2020/wordml/sdtdatahash" xmlns:w16sdtfl="http://schemas.microsoft.com/office/word/2024/wordml/sdtformatlock" xmlns:w16se="http://schemas.microsoft.com/office/word/2015/wordml/symex" xmlns:wpg="http://schemas.microsoft.com/office/word/2010/wordprocessingGroup" xmlns:wpi="http://schemas.microsoft.com/office/word/2010/wordprocessingInk" xmlns:wne="http://schemas.microsoft.com/office/word/2006/wordml" xmlns:wps="http://schemas.microsoft.com/office/word/2010/wordprocessingShape" mc:Ignorable="w14 w15 w16se w16cid w16 w16cex w16sdtdh w16sdtfl w16du wp14">
   <w:body>
-    <w:p/>
-    <w:p/>
-    <w:p/>
-    <w:p/>
-    <w:p/>
-    <w:p/>
-    <w:p/>
-    <w:p/>
-    <w:p>
-      <w:pPr>
+    <w:p>
+      <w:pPr>
+        <w:spacing w:line="480" w:lineRule="auto" w:before="0" w:after="0"/>
+      </w:pPr>
+    </w:p>
+    <w:p>
+      <w:pPr>
+        <w:spacing w:line="480" w:lineRule="auto" w:before="0" w:after="0"/>
+      </w:pPr>
+    </w:p>
+    <w:p>
+      <w:pPr>
+        <w:spacing w:line="480" w:lineRule="auto" w:before="0" w:after="0"/>
+      </w:pPr>
+    </w:p>
+    <w:p>
+      <w:pPr>
+        <w:spacing w:line="480" w:lineRule="auto" w:before="0" w:after="0"/>
+      </w:pPr>
+    </w:p>
+    <w:p>
+      <w:pPr>
+        <w:spacing w:line="480" w:lineRule="auto" w:before="0" w:after="0"/>
+      </w:pPr>
+    </w:p>
+    <w:p>
+      <w:pPr>
+        <w:spacing w:line="480" w:lineRule="auto" w:before="0" w:after="0"/>
+      </w:pPr>
+    </w:p>
+    <w:p>
+      <w:pPr>
+        <w:spacing w:line="480" w:lineRule="auto" w:before="0" w:after="0"/>
+      </w:pPr>
+    </w:p>
+    <w:p>
+      <w:pPr>
+        <w:spacing w:line="480" w:lineRule="auto" w:before="0" w:after="0"/>
+      </w:pPr>
+    </w:p>
+    <w:p>
+      <w:pPr>
+        <w:spacing w:line="480" w:lineRule="auto" w:before="0" w:after="0"/>
         <w:jc w:val="center"/>
       </w:pPr>
       <w:r>
         <w:rPr>
           <w:b/>
           <w:bCs/>
-          <w:sz w:val="32"/>
+          <w:sz w:val="24"/>
           <w:szCs w:val="32"/>
         </w:rPr>
         <w:t>Predicting Classical Composers from MIDI Data Using Deep Learning</w:t>
       </w:r>
     </w:p>
-    <w:p/>
-    <w:p/>
-    <w:p/>
-    <w:p/>
-    <w:p>
-      <w:pPr>
+    <w:p>
+      <w:pPr>
+        <w:spacing w:line="480" w:lineRule="auto" w:before="0" w:after="0"/>
+      </w:pPr>
+    </w:p>
+    <w:p>
+      <w:pPr>
+        <w:spacing w:line="480" w:lineRule="auto" w:before="0" w:after="0"/>
+      </w:pPr>
+    </w:p>
+    <w:p>
+      <w:pPr>
+        <w:spacing w:line="480" w:lineRule="auto" w:before="0" w:after="0"/>
+      </w:pPr>
+    </w:p>
+    <w:p>
+      <w:pPr>
+        <w:spacing w:line="480" w:lineRule="auto" w:before="0" w:after="0"/>
+      </w:pPr>
+    </w:p>
+    <w:p>
+      <w:pPr>
+        <w:spacing w:line="480" w:lineRule="auto" w:before="0" w:after="0"/>
         <w:jc w:val="center"/>
       </w:pPr>
       <w:r>
@@ -38,14 +88,16 @@
     </w:p>
     <w:p>
       <w:pPr>
+        <w:spacing w:line="480" w:lineRule="auto" w:before="0" w:after="0"/>
         <w:jc w:val="center"/>
       </w:pPr>
       <w:r>
-        <w:t>AAI-510: Neuronal Networks and Deep Learning</w:t>
-      </w:r>
-    </w:p>
-    <w:p>
-      <w:pPr>
+        <w:t>AAI-510: Neural Networks and Deep Learning</w:t>
+      </w:r>
+    </w:p>
+    <w:p>
+      <w:pPr>
+        <w:spacing w:line="480" w:lineRule="auto" w:before="0" w:after="0"/>
         <w:jc w:val="center"/>
       </w:pPr>
       <w:r>
@@ -54,13 +106,41 @@
     </w:p>
     <w:p>
       <w:pPr>
+        <w:spacing w:line="480" w:lineRule="auto" w:before="0" w:after="0"/>
         <w:jc w:val="center"/>
       </w:pPr>
       <w:r>
+        <w:rPr>
+          <w:rFonts w:ascii="Times New Roman" w:hAnsi="Times New Roman"/>
+        </w:rPr>
+        <w:t>Bilgenur Baloglu</w:t>
+      </w:r>
+    </w:p>
+    <w:p>
+      <w:pPr>
+        <w:spacing w:line="480" w:lineRule="auto" w:before="0" w:after="0"/>
+        <w:jc w:val="center"/>
+      </w:pPr>
+      <w:r>
+        <w:rPr>
+          <w:rFonts w:ascii="Times New Roman" w:hAnsi="Times New Roman"/>
+        </w:rPr>
+        <w:t>August 10, 2026</w:t>
+      </w:r>
+    </w:p>
+    <w:p>
+      <w:pPr>
+        <w:spacing w:line="480" w:lineRule="auto" w:before="0" w:after="0"/>
+        <w:jc w:val="center"/>
+      </w:pPr>
+      <w:r>
         <w:t>Team 5</w:t>
       </w:r>
     </w:p>
     <w:p>
+      <w:pPr>
+        <w:spacing w:line="480" w:lineRule="auto" w:before="0" w:after="0"/>
+      </w:pPr>
       <w:r>
         <w:br w:type="page"/>
       </w:r>
@@ -68,6 +148,7 @@
     <w:p>
       <w:pPr>
         <w:pStyle w:val="Heading1"/>
+        <w:spacing w:line="480" w:lineRule="auto" w:before="0" w:after="0"/>
       </w:pPr>
       <w:r>
         <w:rPr>
@@ -79,7 +160,7 @@
     </w:p>
     <w:p>
       <w:pPr>
-        <w:spacing w:line="480" w:lineRule="auto"/>
+        <w:spacing w:line="480" w:lineRule="auto" w:before="0" w:after="0"/>
       </w:pPr>
       <w:r>
         <w:t>Classical composers are often identifiable by consistent patterns in melody, harmony, and rhythm, even to listeners without formal music training. This project uses deep learning to predict the composer of a piece of classical music from its MIDI file, restricted to four composers: Bach, Beethoven, Chopin, and Mozart. Two model architectures are compared, a Long Short-Term Memory network trained on note sequences and a Convolutional Neural Network trained on piano-roll images, with the goal of evaluating wh</w:t>
@@ -90,7 +171,7 @@
     </w:p>
     <w:p>
       <w:pPr>
-        <w:spacing w:line="480" w:lineRule="auto"/>
+        <w:spacing w:line="480" w:lineRule="auto" w:before="0" w:after="0"/>
       </w:pPr>
       <w:r>
         <w:t xml:space="preserve">Before either model can be trained, the raw dataset </w:t>
@@ -118,6 +199,7 @@
     <w:p>
       <w:pPr>
         <w:pStyle w:val="Heading1"/>
+        <w:spacing w:line="480" w:lineRule="auto" w:before="0" w:after="0"/>
       </w:pPr>
       <w:r>
         <w:rPr>
@@ -129,6 +211,7 @@
     <w:p>
       <w:pPr>
         <w:pStyle w:val="Heading2"/>
+        <w:spacing w:line="480" w:lineRule="auto" w:before="0" w:after="0"/>
       </w:pPr>
       <w:r>
         <w:rPr>
@@ -139,7 +222,7 @@
     </w:p>
     <w:p>
       <w:pPr>
-        <w:spacing w:line="480" w:lineRule="auto"/>
+        <w:spacing w:line="480" w:lineRule="auto" w:before="0" w:after="0"/>
       </w:pPr>
       <w:r>
         <w:t>The project used the MIDI Classic Music dataset from Kaggle (</w:t>
@@ -157,12 +240,12 @@
         <w:t>with cleaned filenames. Spaces, apostrophes, and other charact</w:t>
       </w:r>
       <w:r>
-        <w:t>ers that complicate file handling on Windows were stripped from filenames, and duplicate names were disambiguated with a numeric suffix. A small number of Beethoven files were distributed as .zip archives rather than plain .mid files; the script unzips these in place before collecting files. A manifest file (manifest.csv) records the composer, cleaned filename, and original source path for every file, so any file can be traced back to its origin in the raw download.</w:t>
-      </w:r>
-    </w:p>
-    <w:p>
-      <w:pPr>
-        <w:spacing w:line="480" w:lineRule="auto"/>
+        <w:t>ers that complicate file handling on Windows were stripped from filenames, and duplicate names were disambiguated with a numeric suffix. A small number of Beethoven files were distributed as .zip archives rather than plain .mid files; the script unzips these in place before collecting files. A manifest file (manifest.csv), built with pandas (McKinney, 2010), records the composer, cleaned filename, and original source path for every file, so any file can be traced back to its origin in the raw download.</w:t>
+      </w:r>
+    </w:p>
+    <w:p>
+      <w:pPr>
+        <w:spacing w:line="480" w:lineRule="auto" w:before="0" w:after="0"/>
       </w:pPr>
       <w:r>
         <w:t>Filtering produced 1,637 MIDI files: 1,024 Bach, 220 Beethoven, 136 Chopin, and 257 Mozart. The class distribution is heavily imbalanced, with Bach accounting for roughly 63% of the dataset and Chopin under 10%. This imbalance was addressed later through training-set augmentation rather than through changes to the raw data.</w:t>
@@ -171,6 +254,7 @@
     <w:p>
       <w:pPr>
         <w:pStyle w:val="Heading2"/>
+        <w:spacing w:line="480" w:lineRule="auto" w:before="0" w:after="0"/>
       </w:pPr>
       <w:r>
         <w:rPr>
@@ -181,7 +265,7 @@
     </w:p>
     <w:p>
       <w:pPr>
-        <w:spacing w:line="480" w:lineRule="auto"/>
+        <w:spacing w:line="480" w:lineRule="auto" w:before="0" w:after="0"/>
       </w:pPr>
       <w:r>
         <w:t xml:space="preserve">Each filtered MIDI file was parsed into a sequence of notes using the </w:t>
@@ -208,7 +292,7 @@
     </w:p>
     <w:p>
       <w:pPr>
-        <w:spacing w:line="480" w:lineRule="auto"/>
+        <w:spacing w:line="480" w:lineRule="auto" w:before="0" w:after="0"/>
       </w:pPr>
       <w:r>
         <w:t xml:space="preserve">Sequence length varied widely across the dataset, from roughly 80 notes to over 40,000, since piece length and note density differ substantially by composer and by piece. This variation was left unresolved at the parsing stage and flagged as a requirement for the </w:t>
@@ -221,6 +305,7 @@
     <w:p>
       <w:pPr>
         <w:pStyle w:val="Heading2"/>
+        <w:spacing w:line="480" w:lineRule="auto" w:before="0" w:after="0"/>
       </w:pPr>
       <w:r>
         <w:rPr>
@@ -231,7 +316,7 @@
     </w:p>
     <w:p>
       <w:pPr>
-        <w:spacing w:line="480" w:lineRule="auto"/>
+        <w:spacing w:line="480" w:lineRule="auto" w:before="0" w:after="0"/>
       </w:pPr>
       <w:r>
         <w:t xml:space="preserve">For the CNN track, each MIDI file was converted into a piano-roll matrix, a pitch-by-time grid where each cell holds the velocity of a note active at that time step. </w:t>
@@ -258,7 +343,7 @@
     </w:p>
     <w:p>
       <w:pPr>
-        <w:spacing w:line="480" w:lineRule="auto"/>
+        <w:spacing w:line="480" w:lineRule="auto" w:before="0" w:after="0"/>
       </w:pPr>
       <w:r>
         <w:t xml:space="preserve">The same two files that failed MIDI parsing for the LSTM track failed here as well, for the same underlying reason, confirming the files themselves were corrupted rather than </w:t>
@@ -275,6 +360,7 @@
     <w:p>
       <w:pPr>
         <w:pStyle w:val="Heading2"/>
+        <w:spacing w:line="480" w:lineRule="auto" w:before="0" w:after="0"/>
       </w:pPr>
       <w:r>
         <w:rPr>
@@ -285,7 +371,7 @@
     </w:p>
     <w:p>
       <w:pPr>
-        <w:spacing w:line="480" w:lineRule="auto"/>
+        <w:spacing w:line="480" w:lineRule="auto" w:before="0" w:after="0"/>
       </w:pPr>
       <w:r>
         <w:t xml:space="preserve">A single split was built and used by both the LSTM and CNN tracks, so that results from the two models would be directly comparable. Files were split 70% train, 15% validation, </w:t>
@@ -297,7 +383,7 @@
     </w:p>
     <w:p>
       <w:pPr>
-        <w:spacing w:line="480" w:lineRule="auto"/>
+        <w:spacing w:line="480" w:lineRule="auto" w:before="0" w:after="0"/>
       </w:pPr>
       <w:r>
         <w:t xml:space="preserve">Because Bach outnumbers Chopin by roughly 7.5 to 1 in the raw data, pitch-shift augmentation was applied to the training set to reduce this imbalance before training. Each note's pitch was shifted by a fixed number of semitones; for the LSTM representation this meant adding an offset to the pitch array, and for the piano-roll representation it meant shifting rows up or down with zero-fill at the edges. Shift amounts were chosen per composer based on how much each one needed: no shifting for Bach, shifts of </w:t>
@@ -311,7 +397,7 @@
     </w:p>
     <w:p>
       <w:pPr>
-        <w:spacing w:line="480" w:lineRule="auto"/>
+        <w:spacing w:line="480" w:lineRule="auto" w:before="0" w:after="0"/>
       </w:pPr>
       <w:r>
         <w:t xml:space="preserve">A later review of the split, conducted by a teammate during model development, found that the random file-level split allowed movements or sections of the same multi-movement work to land in different splits, for example one movement of a symphony in the training set and another movement of the same symphony in the test set. This creates a risk of the model learning to recognize a specific work rather than a composer's general </w:t>
@@ -324,7 +410,7 @@
     <w:p>
       <w:pPr>
         <w:pStyle w:val="Heading1"/>
-        <w:spacing w:line="240" w:lineRule="auto"/>
+        <w:spacing w:line="480" w:lineRule="auto" w:before="0" w:after="0"/>
       </w:pPr>
       <w:r>
         <w:rPr>
@@ -335,7 +421,7 @@
     </w:p>
     <w:p>
       <w:pPr>
-        <w:spacing w:line="480" w:lineRule="auto"/>
+        <w:spacing w:line="480" w:lineRule="auto" w:before="0" w:after="0"/>
       </w:pPr>
       <w:r>
         <w:t xml:space="preserve">Our LSTM model </w:t>
@@ -381,7 +467,7 @@
     </w:p>
     <w:p>
       <w:pPr>
-        <w:spacing w:line="480" w:lineRule="auto"/>
+        <w:spacing w:line="480" w:lineRule="auto" w:before="0" w:after="0"/>
       </w:pPr>
       <w:r>
         <w:lastRenderedPageBreak/>
@@ -393,7 +479,7 @@
     </w:p>
     <w:p>
       <w:pPr>
-        <w:spacing w:line="480" w:lineRule="auto"/>
+        <w:spacing w:line="480" w:lineRule="auto" w:before="0" w:after="0"/>
       </w:pPr>
       <w:proofErr w:type="gramStart"/>
       <w:r>
@@ -424,6 +510,9 @@
       </w:r>
     </w:p>
     <w:p>
+      <w:pPr>
+        <w:spacing w:line="480" w:lineRule="auto" w:before="0" w:after="0"/>
+      </w:pPr>
       <w:r>
         <w:rPr>
           <w:b/>
@@ -432,6 +521,9 @@
       </w:r>
     </w:p>
     <w:p>
+      <w:pPr>
+        <w:spacing w:line="480" w:lineRule="auto" w:before="0" w:after="0"/>
+      </w:pPr>
       <w:r>
         <w:rPr>
           <w:i/>
@@ -749,8 +841,15 @@
         </w:tc>
       </w:tr>
     </w:tbl>
-    <w:p/>
-    <w:p>
+    <w:p>
+      <w:pPr>
+        <w:spacing w:line="480" w:lineRule="auto" w:before="0" w:after="0"/>
+      </w:pPr>
+    </w:p>
+    <w:p>
+      <w:pPr>
+        <w:spacing w:line="480" w:lineRule="auto" w:before="0" w:after="0"/>
+      </w:pPr>
       <w:r>
         <w:rPr>
           <w:b/>
@@ -759,6 +858,9 @@
       </w:r>
     </w:p>
     <w:p>
+      <w:pPr>
+        <w:spacing w:line="480" w:lineRule="auto" w:before="0" w:after="0"/>
+      </w:pPr>
       <w:r>
         <w:rPr>
           <w:i/>
@@ -767,6 +869,9 @@
       </w:r>
     </w:p>
     <w:p>
+      <w:pPr>
+        <w:spacing w:line="480" w:lineRule="auto" w:before="0" w:after="0"/>
+      </w:pPr>
       <w:r>
         <w:rPr>
           <w:noProof/>
@@ -809,6 +914,9 @@
       </w:r>
     </w:p>
     <w:p>
+      <w:pPr>
+        <w:spacing w:line="480" w:lineRule="auto" w:before="0" w:after="0"/>
+      </w:pPr>
       <w:r>
         <w:rPr>
           <w:b/>
@@ -817,6 +925,9 @@
       </w:r>
     </w:p>
     <w:p>
+      <w:pPr>
+        <w:spacing w:line="480" w:lineRule="auto" w:before="0" w:after="0"/>
+      </w:pPr>
       <w:r>
         <w:rPr>
           <w:i/>
@@ -825,6 +936,9 @@
       </w:r>
     </w:p>
     <w:p>
+      <w:pPr>
+        <w:spacing w:line="480" w:lineRule="auto" w:before="0" w:after="0"/>
+      </w:pPr>
       <w:r>
         <w:rPr>
           <w:noProof/>
@@ -870,6 +984,7 @@
     <w:p>
       <w:pPr>
         <w:pStyle w:val="Heading1"/>
+        <w:spacing w:line="480" w:lineRule="auto" w:before="0" w:after="0"/>
       </w:pPr>
       <w:r>
         <w:rPr>
@@ -880,7 +995,7 @@
     </w:p>
     <w:p>
       <w:pPr>
-        <w:spacing w:line="480" w:lineRule="auto"/>
+        <w:spacing w:line="480" w:lineRule="auto" w:before="0" w:after="0"/>
         <w:rPr>
           <w:lang w:val="en-US"/>
         </w:rPr>
@@ -932,7 +1047,7 @@
     </w:p>
     <w:p>
       <w:pPr>
-        <w:spacing w:line="480" w:lineRule="auto"/>
+        <w:spacing w:line="480" w:lineRule="auto" w:before="0" w:after="0"/>
         <w:rPr>
           <w:lang w:val="en-US"/>
         </w:rPr>
@@ -958,7 +1073,7 @@
     </w:p>
     <w:p>
       <w:pPr>
-        <w:spacing w:line="480" w:lineRule="auto"/>
+        <w:spacing w:line="480" w:lineRule="auto" w:before="0" w:after="0"/>
         <w:rPr>
           <w:lang w:val="en-US"/>
         </w:rPr>
@@ -991,7 +1106,7 @@
     </w:p>
     <w:p>
       <w:pPr>
-        <w:spacing w:line="480" w:lineRule="auto"/>
+        <w:spacing w:line="480" w:lineRule="auto" w:before="0" w:after="0"/>
         <w:rPr>
           <w:lang w:val="en-US"/>
         </w:rPr>
@@ -1059,7 +1174,7 @@
     </w:p>
     <w:p>
       <w:pPr>
-        <w:spacing w:line="480" w:lineRule="auto"/>
+        <w:spacing w:line="480" w:lineRule="auto" w:before="0" w:after="0"/>
         <w:rPr>
           <w:lang w:val="en-US"/>
         </w:rPr>
@@ -1153,7 +1268,7 @@
     </w:p>
     <w:p>
       <w:pPr>
-        <w:spacing w:line="480" w:lineRule="auto"/>
+        <w:spacing w:line="480" w:lineRule="auto" w:before="0" w:after="0"/>
         <w:rPr>
           <w:lang w:val="en-US"/>
         </w:rPr>
@@ -1180,21 +1295,21 @@
     </w:p>
     <w:p>
       <w:pPr>
-        <w:spacing w:line="480" w:lineRule="auto"/>
-        <w:rPr>
-          <w:lang w:val="en-US"/>
-        </w:rPr>
-      </w:pPr>
-      <w:r>
-        <w:rPr>
-          <w:lang w:val="en-US"/>
-        </w:rPr>
-        <w:t>For model training, cross-entropy loss was used as the classification criterion. Because the dataset contained substantially more Bach compositions than compositions from the other three composers, class weighting was incorporated into the loss function to reduce the influence of this imbalance. This was intended to prevent the model from achieving high overall accuracy simply by favoring the majority Bach class. The model was trained using the Adam optimizer with an initial learning rate of 0.001. An early-stopping procedure was also implemented.</w:t>
-      </w:r>
-    </w:p>
-    <w:p>
-      <w:pPr>
-        <w:spacing w:line="480" w:lineRule="auto"/>
+        <w:spacing w:line="480" w:lineRule="auto" w:before="0" w:after="0"/>
+        <w:rPr>
+          <w:lang w:val="en-US"/>
+        </w:rPr>
+      </w:pPr>
+      <w:r>
+        <w:rPr>
+          <w:lang w:val="en-US"/>
+        </w:rPr>
+        <w:t>For model training, cross-entropy loss was used as the classification criterion. Because the dataset contained substantially more Bach compositions than compositions from the other three composers, class weighting was incorporated into the loss function to reduce the influence of this imbalance. This was intended to prevent the model from achieving high overall accuracy simply by favoring the majority Bach class. The model was implemented in PyTorch (PyTorch, n.d.) and trained using the Adam optimizer with an initial learning rate of 0.001. An early-stopping procedure was also implemented.</w:t>
+      </w:r>
+    </w:p>
+    <w:p>
+      <w:pPr>
+        <w:spacing w:line="480" w:lineRule="auto" w:before="0" w:after="0"/>
         <w:rPr>
           <w:lang w:val="en-US"/>
         </w:rPr>
@@ -1220,16 +1335,16 @@
     </w:p>
     <w:p>
       <w:pPr>
-        <w:spacing w:line="480" w:lineRule="auto"/>
-        <w:rPr>
-          <w:lang w:val="en-US"/>
-        </w:rPr>
-      </w:pPr>
-      <w:r>
-        <w:rPr>
-          <w:lang w:val="en-US"/>
-        </w:rPr>
-        <w:t>To improve the model, the Optuna hyperparameter optimization library was used. An optimization objective was established to maximize validation accuracy by searching for more effective learning</w:t>
+        <w:spacing w:line="480" w:lineRule="auto" w:before="0" w:after="0"/>
+        <w:rPr>
+          <w:lang w:val="en-US"/>
+        </w:rPr>
+      </w:pPr>
+      <w:r>
+        <w:rPr>
+          <w:lang w:val="en-US"/>
+        </w:rPr>
+        <w:t>To improve the model, the Optuna hyperparameter optimization library (Optuna Developers, n.d.) was used. An optimization objective was established to maximize validation accuracy by searching for more effective learning</w:t>
       </w:r>
       <w:r>
         <w:rPr>
@@ -1265,19 +1380,22 @@
     </w:p>
     <w:p>
       <w:pPr>
-        <w:spacing w:line="480" w:lineRule="auto"/>
-        <w:rPr>
-          <w:lang w:val="en-US"/>
-        </w:rPr>
-      </w:pPr>
-      <w:r>
-        <w:rPr>
-          <w:lang w:val="en-US"/>
-        </w:rPr>
-        <w:t>The optimized model's classification report is presented in Table 1. The model performed particularly well on Bach, achieving a precision of 0.97, recall of 0.98, and an F1-score of 0.98. Chopin also achieved strong performance, with an F1-score of 0.92. Beethoven and Mozart were more difficult for the model to distinguish, with F1-scores of 0.77 and 0.82, respectively. These results indicate that the model was generally effective at identifying the composers but had greater difficulty with composers whose musical characteristics share similarities. We can gain additional insights into the difficulty the model had with certain composers when looking at the confusion matrix in Figure 3.</w:t>
-      </w:r>
-    </w:p>
-    <w:p>
+        <w:spacing w:line="480" w:lineRule="auto" w:before="0" w:after="0"/>
+        <w:rPr>
+          <w:lang w:val="en-US"/>
+        </w:rPr>
+      </w:pPr>
+      <w:r>
+        <w:rPr>
+          <w:lang w:val="en-US"/>
+        </w:rPr>
+        <w:t>The optimized model's classification report, generated with scikit-learn (Pedregosa et al., 2011), is presented in Table 1. The model performed particularly well on Bach, achieving a precision of 0.97, recall of 0.98, and an F1-score of 0.98. Chopin also achieved strong performance, with an F1-score of 0.92. Beethoven and Mozart were more difficult for the model to distinguish, with F1-scores of 0.77 and 0.82, respectively. These results indicate that the model was generally effective at identifying the composers but had greater difficulty with composers whose musical characteristics share similarities. We can gain additional insights into the difficulty the model had with certain composers when looking at the confusion matrix in Figure 3.</w:t>
+      </w:r>
+    </w:p>
+    <w:p>
+      <w:pPr>
+        <w:spacing w:line="480" w:lineRule="auto" w:before="0" w:after="0"/>
+      </w:pPr>
       <w:r>
         <w:rPr>
           <w:b/>
@@ -1293,6 +1411,7 @@
     </w:p>
     <w:p>
       <w:pPr>
+        <w:spacing w:line="480" w:lineRule="auto" w:before="0" w:after="0"/>
         <w:rPr>
           <w:i/>
         </w:rPr>
@@ -2038,12 +2157,16 @@
     </w:tbl>
     <w:p>
       <w:pPr>
+        <w:spacing w:line="480" w:lineRule="auto" w:before="0" w:after="0"/>
         <w:rPr>
           <w:b/>
         </w:rPr>
       </w:pPr>
     </w:p>
     <w:p>
+      <w:pPr>
+        <w:spacing w:line="480" w:lineRule="auto" w:before="0" w:after="0"/>
+      </w:pPr>
       <w:r>
         <w:rPr>
           <w:b/>
@@ -2058,6 +2181,9 @@
       </w:r>
     </w:p>
     <w:p>
+      <w:pPr>
+        <w:spacing w:line="480" w:lineRule="auto" w:before="0" w:after="0"/>
+      </w:pPr>
       <w:r>
         <w:rPr>
           <w:i/>
@@ -2085,7 +2211,7 @@
     </w:p>
     <w:p>
       <w:pPr>
-        <w:spacing w:line="480" w:lineRule="auto"/>
+        <w:spacing w:line="480" w:lineRule="auto" w:before="0" w:after="0"/>
       </w:pPr>
       <w:r>
         <w:rPr>
@@ -2154,6 +2280,7 @@
     <w:p>
       <w:pPr>
         <w:pStyle w:val="Heading1"/>
+        <w:spacing w:line="480" w:lineRule="auto" w:before="0" w:after="0"/>
       </w:pPr>
       <w:r>
         <w:rPr>
@@ -2170,7 +2297,7 @@
     </w:p>
     <w:p>
       <w:pPr>
-        <w:spacing w:line="480" w:lineRule="auto"/>
+        <w:spacing w:line="480" w:lineRule="auto" w:before="0" w:after="0"/>
       </w:pPr>
       <w:r>
         <w:t xml:space="preserve">The CNN </w:t>
@@ -2184,7 +2311,7 @@
     </w:p>
     <w:p>
       <w:pPr>
-        <w:spacing w:line="480" w:lineRule="auto"/>
+        <w:spacing w:line="480" w:lineRule="auto" w:before="0" w:after="0"/>
       </w:pPr>
       <w:r>
         <w:t xml:space="preserve">An important consideration in the comparison of the models is the distinct methods that the data was represented for each model. The CNN model received the compositions as two-dimensional spatial piano roll representations. Time </w:t>
@@ -2220,7 +2347,7 @@
     </w:p>
     <w:p>
       <w:pPr>
-        <w:spacing w:line="480" w:lineRule="auto"/>
+        <w:spacing w:line="480" w:lineRule="auto" w:before="0" w:after="0"/>
       </w:pPr>
       <w:r>
         <w:t>The differences in composer errors provide additional evidence for the importance</w:t>
@@ -2272,7 +2399,7 @@
     </w:p>
     <w:p>
       <w:pPr>
-        <w:spacing w:line="480" w:lineRule="auto"/>
+        <w:spacing w:line="480" w:lineRule="auto" w:before="0" w:after="0"/>
       </w:pPr>
       <w:r>
         <w:t xml:space="preserve">The difference in </w:t>
@@ -2322,7 +2449,7 @@
     </w:p>
     <w:p>
       <w:pPr>
-        <w:spacing w:line="480" w:lineRule="auto"/>
+        <w:spacing w:line="480" w:lineRule="auto" w:before="0" w:after="0"/>
         <w:rPr>
           <w:lang w:val="en-US"/>
         </w:rPr>
@@ -2462,7 +2589,7 @@
     </w:p>
     <w:p>
       <w:pPr>
-        <w:spacing w:line="480" w:lineRule="auto"/>
+        <w:spacing w:line="480" w:lineRule="auto" w:before="0" w:after="0"/>
       </w:pPr>
       <w:r>
         <w:rPr>
@@ -2552,6 +2679,7 @@
     <w:p>
       <w:pPr>
         <w:pStyle w:val="Heading1"/>
+        <w:spacing w:line="480" w:lineRule="auto" w:before="0" w:after="0"/>
       </w:pPr>
       <w:r>
         <w:rPr>
@@ -2562,7 +2690,7 @@
     </w:p>
     <w:p>
       <w:pPr>
-        <w:spacing w:line="480" w:lineRule="auto"/>
+        <w:spacing w:line="480" w:lineRule="auto" w:before="0" w:after="0"/>
       </w:pPr>
       <w:r>
         <w:t>This project evaluated the ability of two deep learning models</w:t>
@@ -2610,7 +2738,7 @@
     </w:p>
     <w:p>
       <w:pPr>
-        <w:spacing w:line="480" w:lineRule="auto"/>
+        <w:spacing w:line="480" w:lineRule="auto" w:before="0" w:after="0"/>
       </w:pPr>
       <w:r>
         <w:t xml:space="preserve">Looking at the results of each model, the CNN model outperformed the LSTM model. </w:t>
@@ -2633,7 +2761,7 @@
     </w:p>
     <w:p>
       <w:pPr>
-        <w:spacing w:line="480" w:lineRule="auto"/>
+        <w:spacing w:line="480" w:lineRule="auto" w:before="0" w:after="0"/>
       </w:pPr>
       <w:r>
         <w:t xml:space="preserve">Future work could improve the comparison by training both models on the same work-grouped data split and further optimizing the LSTM model architecture. Additional approaches could include representations that preserve </w:t>
@@ -2667,7 +2795,7 @@
     </w:p>
     <w:p>
       <w:pPr>
-        <w:spacing w:line="480" w:lineRule="auto"/>
+        <w:spacing w:line="480" w:lineRule="auto" w:before="0" w:after="0"/>
       </w:pPr>
       <w:r>
         <w:t xml:space="preserve"> </w:t>
@@ -2676,6 +2804,7 @@
     <w:p>
       <w:pPr>
         <w:pStyle w:val="Heading1"/>
+        <w:spacing w:line="480" w:lineRule="auto" w:before="0" w:after="0"/>
       </w:pPr>
       <w:r>
         <w:rPr>
@@ -2687,7 +2816,8 @@
     </w:p>
     <w:p>
       <w:pPr>
-        <w:spacing w:line="480" w:lineRule="auto"/>
+        <w:spacing w:line="480" w:lineRule="auto" w:before="0" w:after="0"/>
+        <w:ind w:left="720" w:hanging="720"/>
         <w:rPr>
           <w:lang w:val="en-US"/>
         </w:rPr>
@@ -2725,7 +2855,8 @@
     </w:p>
     <w:p>
       <w:pPr>
-        <w:spacing w:line="480" w:lineRule="auto"/>
+        <w:spacing w:line="480" w:lineRule="auto" w:before="0" w:after="0"/>
+        <w:ind w:left="720" w:hanging="720"/>
         <w:rPr>
           <w:lang w:val="en-US"/>
         </w:rPr>
@@ -2770,7 +2901,8 @@
     </w:p>
     <w:p>
       <w:pPr>
-        <w:spacing w:line="480" w:lineRule="auto"/>
+        <w:spacing w:line="480" w:lineRule="auto" w:before="0" w:after="0"/>
+        <w:ind w:left="720" w:hanging="720"/>
         <w:rPr>
           <w:lang w:val="en-US"/>
         </w:rPr>
@@ -2807,7 +2939,8 @@
     </w:p>
     <w:p>
       <w:pPr>
-        <w:spacing w:line="480" w:lineRule="auto"/>
+        <w:spacing w:line="480" w:lineRule="auto" w:before="0" w:after="0"/>
+        <w:ind w:left="720" w:hanging="720"/>
         <w:rPr>
           <w:lang w:val="en-US"/>
         </w:rPr>
@@ -2835,7 +2968,8 @@
     </w:p>
     <w:p>
       <w:pPr>
-        <w:spacing w:line="480" w:lineRule="auto"/>
+        <w:spacing w:line="480" w:lineRule="auto" w:before="0" w:after="0"/>
+        <w:ind w:left="720" w:hanging="720"/>
         <w:rPr>
           <w:lang w:val="en-US"/>
         </w:rPr>
@@ -2872,16 +3006,73 @@
     </w:p>
     <w:p>
       <w:pPr>
-        <w:spacing w:line="480" w:lineRule="auto"/>
-        <w:rPr>
-          <w:lang w:val="en-US"/>
-        </w:rPr>
-      </w:pPr>
-      <w:r>
-        <w:rPr>
-          <w:lang w:val="en-US"/>
-        </w:rPr>
-        <w:t xml:space="preserve">Popular Beethoven. (n.d.). </w:t>
+        <w:spacing w:line="480" w:lineRule="auto" w:before="0" w:after="0"/>
+        <w:ind w:left="720" w:hanging="720"/>
+        <w:rPr>
+          <w:lang w:val="en-US"/>
+        </w:rPr>
+      </w:pPr>
+      <w:r>
+        <w:rPr>
+          <w:lang w:val="en-US"/>
+        </w:rPr>
+        <w:t xml:space="preserve">Pedregosa, F., </w:t>
+      </w:r>
+      <w:proofErr w:type="spellStart"/>
+      <w:r>
+        <w:rPr>
+          <w:lang w:val="en-US"/>
+        </w:rPr>
+        <w:t>Varoquaux</w:t>
+      </w:r>
+      <w:proofErr w:type="spellEnd"/>
+      <w:r>
+        <w:rPr>
+          <w:lang w:val="en-US"/>
+        </w:rPr>
+        <w:t xml:space="preserve">, G., </w:t>
+      </w:r>
+      <w:proofErr w:type="spellStart"/>
+      <w:r>
+        <w:rPr>
+          <w:lang w:val="en-US"/>
+        </w:rPr>
+        <w:t>Gramfort</w:t>
+      </w:r>
+      <w:proofErr w:type="spellEnd"/>
+      <w:r>
+        <w:rPr>
+          <w:lang w:val="en-US"/>
+        </w:rPr>
+        <w:t xml:space="preserve">, A., Michel, V., Thirion, B., Grisel, O., Blondel, M., </w:t>
+      </w:r>
+      <w:proofErr w:type="spellStart"/>
+      <w:r>
+        <w:rPr>
+          <w:lang w:val="en-US"/>
+        </w:rPr>
+        <w:t>Prettenhofer</w:t>
+      </w:r>
+      <w:proofErr w:type="spellEnd"/>
+      <w:r>
+        <w:rPr>
+          <w:lang w:val="en-US"/>
+        </w:rPr>
+        <w:t xml:space="preserve">, P., Weiss, R., Dubourg, V., Vanderplas, J., Passos, A., </w:t>
+      </w:r>
+      <w:proofErr w:type="spellStart"/>
+      <w:r>
+        <w:rPr>
+          <w:lang w:val="en-US"/>
+        </w:rPr>
+        <w:t>Cournapeau</w:t>
+      </w:r>
+      <w:proofErr w:type="spellEnd"/>
+      <w:r>
+        <w:rPr>
+          <w:lang w:val="en-US"/>
+        </w:rPr>
+        <w:t xml:space="preserve">, D., Brucher, M., Perrot, M., &amp; Duchesnay, E. (2011). Scikit-learn: Machine learning in Python. </w:t>
       </w:r>
       <w:r>
         <w:rPr>
@@ -2889,27 +3080,19 @@
           <w:iCs/>
           <w:lang w:val="en-US"/>
         </w:rPr>
-        <w:t>Bach and Beethoven</w:t>
-      </w:r>
-      <w:r>
-        <w:rPr>
-          <w:lang w:val="en-US"/>
-        </w:rPr>
-        <w:t xml:space="preserve">. </w:t>
-      </w:r>
-      <w:hyperlink r:id="rId11" w:history="1">
-        <w:r>
-          <w:rPr>
-            <w:rStyle w:val="Hyperlink"/>
-            <w:lang w:val="en-US"/>
-          </w:rPr>
-          <w:t>https://www.popularbeethoven.com/bach-and-beethoven/</w:t>
-        </w:r>
-      </w:hyperlink>
-    </w:p>
-    <w:p>
-      <w:pPr>
-        <w:spacing w:line="480" w:lineRule="auto"/>
+        <w:t>Journal of Machine Learning Research, 12</w:t>
+      </w:r>
+      <w:r>
+        <w:rPr>
+          <w:lang w:val="en-US"/>
+        </w:rPr>
+        <w:t>, 2825–2830.</w:t>
+      </w:r>
+    </w:p>
+    <w:p>
+      <w:pPr>
+        <w:spacing w:line="480" w:lineRule="auto" w:before="0" w:after="0"/>
+        <w:ind w:left="720" w:hanging="720"/>
         <w:rPr>
           <w:lang w:val="en-US"/>
         </w:rPr>
@@ -2956,72 +3139,31 @@
     </w:p>
     <w:p>
       <w:pPr>
-        <w:spacing w:line="480" w:lineRule="auto"/>
-        <w:rPr>
-          <w:lang w:val="en-US"/>
-        </w:rPr>
-      </w:pPr>
-      <w:r>
-        <w:rPr>
-          <w:lang w:val="en-US"/>
-        </w:rPr>
-        <w:t xml:space="preserve">Pedregosa, F., </w:t>
+        <w:spacing w:line="480" w:lineRule="auto" w:before="0" w:after="0"/>
+        <w:ind w:left="720" w:hanging="720"/>
+        <w:rPr>
+          <w:lang w:val="en-US"/>
+        </w:rPr>
+      </w:pPr>
+      <w:r>
+        <w:rPr>
+          <w:lang w:val="en-US"/>
+        </w:rPr>
+        <w:t xml:space="preserve">Raffel, C., &amp; Ellis, D. P. W. (2014). Intuitive analysis, creation and manipulation of MIDI data with </w:t>
       </w:r>
       <w:proofErr w:type="spellStart"/>
       <w:r>
         <w:rPr>
           <w:lang w:val="en-US"/>
         </w:rPr>
-        <w:t>Varoquaux</w:t>
+        <w:t>pretty_midi</w:t>
       </w:r>
       <w:proofErr w:type="spellEnd"/>
       <w:r>
         <w:rPr>
           <w:lang w:val="en-US"/>
         </w:rPr>
-        <w:t xml:space="preserve">, G., </w:t>
-      </w:r>
-      <w:proofErr w:type="spellStart"/>
-      <w:r>
-        <w:rPr>
-          <w:lang w:val="en-US"/>
-        </w:rPr>
-        <w:t>Gramfort</w:t>
-      </w:r>
-      <w:proofErr w:type="spellEnd"/>
-      <w:r>
-        <w:rPr>
-          <w:lang w:val="en-US"/>
-        </w:rPr>
-        <w:t xml:space="preserve">, A., Michel, V., Thirion, B., Grisel, O., Blondel, M., </w:t>
-      </w:r>
-      <w:proofErr w:type="spellStart"/>
-      <w:r>
-        <w:rPr>
-          <w:lang w:val="en-US"/>
-        </w:rPr>
-        <w:t>Prettenhofer</w:t>
-      </w:r>
-      <w:proofErr w:type="spellEnd"/>
-      <w:r>
-        <w:rPr>
-          <w:lang w:val="en-US"/>
-        </w:rPr>
-        <w:t xml:space="preserve">, P., Weiss, R., Dubourg, V., Vanderplas, J., Passos, A., </w:t>
-      </w:r>
-      <w:proofErr w:type="spellStart"/>
-      <w:r>
-        <w:rPr>
-          <w:lang w:val="en-US"/>
-        </w:rPr>
-        <w:t>Cournapeau</w:t>
-      </w:r>
-      <w:proofErr w:type="spellEnd"/>
-      <w:r>
-        <w:rPr>
-          <w:lang w:val="en-US"/>
-        </w:rPr>
-        <w:t xml:space="preserve">, D., Brucher, M., Perrot, M., &amp; Duchesnay, E. (2011). Scikit-learn: Machine learning in Python. </w:t>
+        <w:t xml:space="preserve">. In </w:t>
       </w:r>
       <w:r>
         <w:rPr>
@@ -3029,48 +3171,6 @@
           <w:iCs/>
           <w:lang w:val="en-US"/>
         </w:rPr>
-        <w:t>Journal of Machine Learning Research, 12</w:t>
-      </w:r>
-      <w:r>
-        <w:rPr>
-          <w:lang w:val="en-US"/>
-        </w:rPr>
-        <w:t>, 2825–2830.</w:t>
-      </w:r>
-    </w:p>
-    <w:p>
-      <w:pPr>
-        <w:spacing w:line="480" w:lineRule="auto"/>
-        <w:rPr>
-          <w:lang w:val="en-US"/>
-        </w:rPr>
-      </w:pPr>
-      <w:r>
-        <w:rPr>
-          <w:lang w:val="en-US"/>
-        </w:rPr>
-        <w:t xml:space="preserve">Raffel, C., &amp; Ellis, D. P. W. (2014). Intuitive analysis, creation and manipulation of MIDI data with </w:t>
-      </w:r>
-      <w:proofErr w:type="spellStart"/>
-      <w:r>
-        <w:rPr>
-          <w:lang w:val="en-US"/>
-        </w:rPr>
-        <w:t>pretty_midi</w:t>
-      </w:r>
-      <w:proofErr w:type="spellEnd"/>
-      <w:r>
-        <w:rPr>
-          <w:lang w:val="en-US"/>
-        </w:rPr>
-        <w:t xml:space="preserve">. In </w:t>
-      </w:r>
-      <w:r>
-        <w:rPr>
-          <w:i/>
-          <w:iCs/>
-          <w:lang w:val="en-US"/>
-        </w:rPr>
         <w:t>Proceedings of the 15th International Society for Music Information Retrieval Conference: Late-Breaking and Demo Papers</w:t>
       </w:r>
       <w:r>
@@ -3081,13 +3181,32 @@
       </w:r>
     </w:p>
     <w:sectPr>
+      <w:headerReference w:type="default" r:id="rId15"/>
       <w:pgSz w:w="12240" w:h="15840"/>
-      <w:pgMar w:top="1440" w:right="1800" w:bottom="1440" w:left="1800" w:header="720" w:footer="720" w:gutter="0"/>
+      <w:pgMar w:top="1440" w:right="1440" w:bottom="1440" w:left="1440" w:header="720" w:footer="720" w:gutter="0"/>
       <w:pgNumType w:start="1"/>
       <w:cols w:space="720"/>
     </w:sectPr>
   </w:body>
 </w:document>
+</file>
+
+<file path=word/header1.xml><?xml version="1.0" encoding="utf-8"?>
+<w:hdr xmlns:m="http://schemas.openxmlformats.org/officeDocument/2006/math" xmlns:mc="http://schemas.openxmlformats.org/markup-compatibility/2006" xmlns:mo="http://schemas.microsoft.com/office/mac/office/2008/main" xmlns:mv="urn:schemas-microsoft-com:mac:vml" xmlns:o="urn:schemas-microsoft-com:office:office" xmlns:r="http://schemas.openxmlformats.org/officeDocument/2006/relationships" xmlns:v="urn:schemas-microsoft-com:vml" xmlns:w10="urn:schemas-microsoft-com:office:word" xmlns:w14="http://schemas.microsoft.com/office/word/2010/wordml" xmlns:w="http://schemas.openxmlformats.org/wordprocessingml/2006/main" xmlns:wne="http://schemas.microsoft.com/office/word/2006/wordml" xmlns:wp14="http://schemas.microsoft.com/office/word/2010/wordprocessingDrawing" xmlns:wp="http://schemas.openxmlformats.org/drawingml/2006/wordprocessingDrawing" xmlns:wpc="http://schemas.microsoft.com/office/word/2010/wordprocessingCanvas" xmlns:wpg="http://schemas.microsoft.com/office/word/2010/wordprocessingGroup" xmlns:wpi="http://schemas.microsoft.com/office/word/2010/wordprocessingInk" xmlns:wps="http://schemas.microsoft.com/office/word/2010/wordprocessingShape" mc:Ignorable="w14 wp14">
+  <w:p>
+    <w:pPr>
+      <w:pStyle w:val="Header"/>
+      <w:jc w:val="right"/>
+    </w:pPr>
+    <w:r/>
+    <w:r>
+      <w:fldChar w:fldCharType="begin"/>
+      <w:instrText xml:space="preserve">PAGE</w:instrText>
+      <w:fldChar w:fldCharType="separate"/>
+      <w:fldChar w:fldCharType="end"/>
+    </w:r>
+  </w:p>
+</w:hdr>
 </file>
 
 <file path=word/styles.xml><?xml version="1.0" encoding="utf-8"?>

--- a/Team5-Final-Report.docx
+++ b/Team5-Final-Report.docx
@@ -474,7 +474,7 @@
         <w:t>On the original file-level split, the LSTM reached 48.8% accuracy, with macro precision of 51.2% and macro recall of 32.3%, against a majority-class (always-Bach) baseline of 62.6%. Because the work-leakage review above found that 14-16% of validation and test rows shared a work with a training file, we re-evaluated the LSTM on the work-grouped split using 5-fold cross-validation plus a held-out test set that no training fold ever touches. Cross-validation accuracy was 55.4% (SD 6.2%) with macro F1 of 40.9%</w:t>
       </w:r>
       <w:r>
-        <w:t xml:space="preserve"> (SD 6.2%) across folds ranging from 47.5% to 63.0%, and the final holdout evaluation scored 45.3% accuracy and 42.6% macro F1 against a 62.4% majority-class baseline on that split. Figure 1 shows the single-split training curves; Figure 2 and Table 1 show the holdout confusion matrix and per-class results.</w:t>
+        <w:t xml:space="preserve"> (SD 6.2%) across folds ranging from 47.5% to 63.0%, and the final holdout evaluation scored 45.3% accuracy and 42.6% macro F1 against a 62.4% majority-class baseline on that split. Figure 1 (generated with matplotlib; Hunter, 2007) shows the single-split training curves; Figure 2 and Table 1 show the holdout confusion matrix and per-class results.</w:t>
       </w:r>
     </w:p>
     <w:p>
@@ -1304,7 +1304,7 @@
         <w:rPr>
           <w:lang w:val="en-US"/>
         </w:rPr>
-        <w:t>For model training, cross-entropy loss was used as the classification criterion. Because the dataset contained substantially more Bach compositions than compositions from the other three composers, class weighting was incorporated into the loss function to reduce the influence of this imbalance. This was intended to prevent the model from achieving high overall accuracy simply by favoring the majority Bach class. The model was implemented in PyTorch (PyTorch, n.d.) and trained using the Adam optimizer with an initial learning rate of 0.001. An early-stopping procedure was also implemented.</w:t>
+        <w:t>For model training, cross-entropy loss was used as the classification criterion. Because the dataset contained substantially more Bach compositions than compositions from the other three composers, class weighting was incorporated into the loss function to reduce the influence of this imbalance. This was intended to prevent the model from achieving high overall accuracy simply by favoring the majority Bach class. The model was implemented in TensorFlow (TensorFlow Developers, n.d.) and trained using the Adam optimizer with an initial learning rate of 0.001. An early-stopping procedure was also implemented.</w:t>
       </w:r>
     </w:p>
     <w:p>
@@ -2941,6 +2941,15 @@
       <w:pPr>
         <w:spacing w:line="480" w:lineRule="auto" w:before="0" w:after="0"/>
         <w:ind w:left="720" w:hanging="720"/>
+      </w:pPr>
+      <w:r>
+        <w:t>Hunter, J. D. (2007). Matplotlib: A 2D graphics environment. Computing in Science &amp; Engineering, 9(3), 90–95. https://doi.org/10.1109/MCSE.2007.55</w:t>
+      </w:r>
+    </w:p>
+    <w:p>
+      <w:pPr>
+        <w:spacing w:line="480" w:lineRule="auto" w:before="0" w:after="0"/>
+        <w:ind w:left="720" w:hanging="720"/>
         <w:rPr>
           <w:lang w:val="en-US"/>
         </w:rPr>
@@ -3097,35 +3106,75 @@
           <w:lang w:val="en-US"/>
         </w:rPr>
       </w:pPr>
+      <w:r>
+        <w:rPr>
+          <w:lang w:val="en-US"/>
+        </w:rPr>
+        <w:t xml:space="preserve">Raffel, C., &amp; Ellis, D. P. W. (2014). Intuitive analysis, creation and manipulation of MIDI data with </w:t>
+      </w:r>
       <w:proofErr w:type="spellStart"/>
       <w:r>
         <w:rPr>
           <w:lang w:val="en-US"/>
         </w:rPr>
-        <w:t>PyTorch</w:t>
+        <w:t>pretty_midi</w:t>
       </w:r>
       <w:proofErr w:type="spellEnd"/>
       <w:r>
         <w:rPr>
           <w:lang w:val="en-US"/>
         </w:rPr>
-        <w:t xml:space="preserve">. (n.d.). </w:t>
-      </w:r>
-      <w:proofErr w:type="spellStart"/>
+        <w:t xml:space="preserve">. In </w:t>
+      </w:r>
       <w:r>
         <w:rPr>
           <w:i/>
           <w:iCs/>
           <w:lang w:val="en-US"/>
         </w:rPr>
-        <w:t>PyTorch</w:t>
+        <w:t>Proceedings of the 15th International Society for Music Information Retrieval Conference: Late-Breaking and Demo Papers</w:t>
+      </w:r>
+      <w:r>
+        <w:rPr>
+          <w:lang w:val="en-US"/>
+        </w:rPr>
+        <w:t>.</w:t>
+      </w:r>
+    </w:p>
+    <w:p>
+      <w:pPr>
+        <w:spacing w:line="480" w:lineRule="auto" w:before="0" w:after="0"/>
+        <w:ind w:left="720" w:hanging="720"/>
+        <w:rPr>
+          <w:lang w:val="en-US"/>
+        </w:rPr>
+      </w:pPr>
+      <w:proofErr w:type="spellStart"/>
+      <w:r>
+        <w:rPr>
+          <w:lang w:val="en-US"/>
+        </w:rPr>
+        <w:t xml:space="preserve">TensorFlow Developers. (n.d.). TensorFlow [Computer software]. </w:t>
       </w:r>
       <w:proofErr w:type="spellEnd"/>
       <w:r>
         <w:rPr>
           <w:lang w:val="en-US"/>
         </w:rPr>
-        <w:t xml:space="preserve"> [Computer software]. </w:t>
+      </w:r>
+      <w:proofErr w:type="spellStart"/>
+      <w:r>
+        <w:rPr>
+          <w:i/>
+          <w:iCs/>
+          <w:lang w:val="en-US"/>
+        </w:rPr>
+      </w:r>
+      <w:proofErr w:type="spellEnd"/>
+      <w:r>
+        <w:rPr>
+          <w:lang w:val="en-US"/>
+        </w:rPr>
       </w:r>
       <w:hyperlink r:id="rId12" w:history="1">
         <w:r>
@@ -3133,52 +3182,9 @@
             <w:rStyle w:val="Hyperlink"/>
             <w:lang w:val="en-US"/>
           </w:rPr>
-          <w:t>https://pytorch.org/</w:t>
+          <w:t>https://www.tensorflow.org/</w:t>
         </w:r>
       </w:hyperlink>
-    </w:p>
-    <w:p>
-      <w:pPr>
-        <w:spacing w:line="480" w:lineRule="auto" w:before="0" w:after="0"/>
-        <w:ind w:left="720" w:hanging="720"/>
-        <w:rPr>
-          <w:lang w:val="en-US"/>
-        </w:rPr>
-      </w:pPr>
-      <w:r>
-        <w:rPr>
-          <w:lang w:val="en-US"/>
-        </w:rPr>
-        <w:t xml:space="preserve">Raffel, C., &amp; Ellis, D. P. W. (2014). Intuitive analysis, creation and manipulation of MIDI data with </w:t>
-      </w:r>
-      <w:proofErr w:type="spellStart"/>
-      <w:r>
-        <w:rPr>
-          <w:lang w:val="en-US"/>
-        </w:rPr>
-        <w:t>pretty_midi</w:t>
-      </w:r>
-      <w:proofErr w:type="spellEnd"/>
-      <w:r>
-        <w:rPr>
-          <w:lang w:val="en-US"/>
-        </w:rPr>
-        <w:t xml:space="preserve">. In </w:t>
-      </w:r>
-      <w:r>
-        <w:rPr>
-          <w:i/>
-          <w:iCs/>
-          <w:lang w:val="en-US"/>
-        </w:rPr>
-        <w:t>Proceedings of the 15th International Society for Music Information Retrieval Conference: Late-Breaking and Demo Papers</w:t>
-      </w:r>
-      <w:r>
-        <w:rPr>
-          <w:lang w:val="en-US"/>
-        </w:rPr>
-        <w:t>.</w:t>
-      </w:r>
     </w:p>
     <w:sectPr>
       <w:headerReference w:type="default" r:id="rId15"/>

--- a/Team5-Final-Report.docx
+++ b/Team5-Final-Report.docx
@@ -268,38 +268,15 @@
         <w:spacing w:line="480" w:lineRule="auto" w:before="0" w:after="0"/>
       </w:pPr>
       <w:r>
-        <w:t xml:space="preserve">Each filtered MIDI file was parsed into a sequence of notes using the </w:t>
-      </w:r>
-      <w:proofErr w:type="spellStart"/>
-      <w:r>
-        <w:t>pretty_midi</w:t>
-      </w:r>
-      <w:proofErr w:type="spellEnd"/>
-      <w:r>
-        <w:t xml:space="preserve"> library. For every file, notes from all non-drum instrument tracks were pooled and sorted by start time, producing a single chronological sequence per piece rather than separate sequences per voice. Four arrays were extracted per note: pitch (MIDI note number), duration (note end time minus start time), velocity, and offset (time elapsed since the previous note's start, with the first note assigned an offset of zero). These four arrays were saved per piece as a compressed .</w:t>
-      </w:r>
-      <w:proofErr w:type="spellStart"/>
-      <w:r>
-        <w:t>npz</w:t>
-      </w:r>
-      <w:proofErr w:type="spellEnd"/>
-      <w:r>
-        <w:t xml:space="preserve"> file, avoiding the</w:t>
-      </w:r>
-      <w:r>
-        <w:t xml:space="preserve"> need to re-parse MIDI files on every subsequent run.</w:t>
-      </w:r>
-    </w:p>
-    <w:p>
-      <w:pPr>
-        <w:spacing w:line="480" w:lineRule="auto" w:before="0" w:after="0"/>
-      </w:pPr>
-      <w:r>
-        <w:t xml:space="preserve">Sequence length varied widely across the dataset, from roughly 80 notes to over 40,000, since piece length and note density differ substantially by composer and by piece. This variation was left unresolved at the parsing stage and flagged as a requirement for the </w:t>
-      </w:r>
-      <w:r>
-        <w:lastRenderedPageBreak/>
-        <w:t>model-building step, which would need to apply padding or truncation to produce fixed-length model inputs. Two of the 1,637 files failed to parse due to corrupted key-signature metadata and were excluded, leaving 1,635 usable files for the LSTM pipeline.</w:t>
+        <w:t xml:space="preserve">pretty_midi parsed each filtered MIDI file into a note sequence. Notes from every non-drum track were pooled and sorted by start time, giving one chronological sequence per piece instead of one per voice. Each note kept four values: pitch, duration, velocity, and offset (time since the previous note, zero for the first). We cached these arrays per piece as compressed .npz files so later runs skip re-parsing.</w:t>
+      </w:r>
+    </w:p>
+    <w:p>
+      <w:pPr>
+        <w:spacing w:line="480" w:lineRule="auto" w:before="0" w:after="0"/>
+      </w:pPr>
+      <w:r>
+        <w:t xml:space="preserve">Sequence length ranged from about 80 notes to over 40,000, since note density varies by composer and by piece. We left that alone at parsing and pushed padding and truncation to the model stage. Two of the 1,637 files failed to parse (corrupted key-signature metadata) and were dropped, leaving 1,635 usable files.</w:t>
       </w:r>
     </w:p>
     <w:p>
@@ -424,57 +401,15 @@
         <w:spacing w:line="480" w:lineRule="auto" w:before="0" w:after="0"/>
       </w:pPr>
       <w:r>
-        <w:t xml:space="preserve">Our LSTM model </w:t>
-      </w:r>
-      <w:proofErr w:type="gramStart"/>
-      <w:r>
-        <w:t>takes</w:t>
-      </w:r>
-      <w:proofErr w:type="gramEnd"/>
-      <w:r>
-        <w:t xml:space="preserve"> two inputs. Pitch is fed through an embedding layer (128 vocabulary, 16 dimensions, with masking on the padding value) rather than scaled as a floating-point magnitude, since a composer's harmonic language lives in the intervals between pitch classes rather than in absolute pitch height. Duration, velocity, and offset are fed as continuous features and concatenated with the pitch embedding at every timestep. Each input sequence is the first 500 note events of a piece, zero-padded and masked </w:t>
-      </w:r>
-      <w:proofErr w:type="gramStart"/>
-      <w:r>
-        <w:t>where</w:t>
-      </w:r>
-      <w:proofErr w:type="gramEnd"/>
-      <w:r>
-        <w:t xml:space="preserve"> shor</w:t>
-      </w:r>
-      <w:r>
-        <w:t xml:space="preserve">ter. The concatenated sequence passes through a 128-unit LSTM layer returning full sequences, dropout of 0.3, a second 64-unit LSTM layer, dropout of 0.3, and a final 4-class </w:t>
-      </w:r>
-      <w:proofErr w:type="spellStart"/>
-      <w:r>
-        <w:t>softmax</w:t>
-      </w:r>
-      <w:proofErr w:type="spellEnd"/>
-      <w:r>
-        <w:t xml:space="preserve"> output. We trained with sparse categorical cross-entropy loss and the Adam optimizer at a learning rate of 0.0005 with gradient-norm clipping at 1.0, which became necessary after an early version diverged partway through training. Class weights were computed from the </w:t>
-      </w:r>
-      <w:proofErr w:type="spellStart"/>
-      <w:r>
-        <w:t>unaugmented</w:t>
-      </w:r>
-      <w:proofErr w:type="spellEnd"/>
-      <w:r>
-        <w:t xml:space="preserve"> training counts, since the pitch-shift augmentati</w:t>
-      </w:r>
-      <w:r>
-        <w:t>on described above already rebalances the class ratio and weighting on top of it would double-correct. Single-split training ran for up to 100 epochs with early stopping on validation accuracy (patience 12) and learning-rate reduction on a validation-loss plateau; the cross-validation folds described below used a shorter 60-epoch budget per fold.</w:t>
-      </w:r>
-    </w:p>
-    <w:p>
-      <w:pPr>
-        <w:spacing w:line="480" w:lineRule="auto" w:before="0" w:after="0"/>
-      </w:pPr>
-      <w:r>
-        <w:lastRenderedPageBreak/>
-        <w:t>On the original file-level split, the LSTM reached 48.8% accuracy, with macro precision of 51.2% and macro recall of 32.3%, against a majority-class (always-Bach) baseline of 62.6%. Because the work-leakage review above found that 14-16% of validation and test rows shared a work with a training file, we re-evaluated the LSTM on the work-grouped split using 5-fold cross-validation plus a held-out test set that no training fold ever touches. Cross-validation accuracy was 55.4% (SD 6.2%) with macro F1 of 40.9%</w:t>
-      </w:r>
-      <w:r>
-        <w:t xml:space="preserve"> (SD 6.2%) across folds ranging from 47.5% to 63.0%, and the final holdout evaluation scored 45.3% accuracy and 42.6% macro F1 against a 62.4% majority-class baseline on that split. Figure 1 (generated with matplotlib; Hunter, 2007) shows the single-split training curves; Figure 2 and Table 1 show the holdout confusion matrix and per-class results.</w:t>
+        <w:t xml:space="preserve">The LSTM takes two input streams. Pitch goes through an embedding layer (128 vocabulary, 16 dimensions, padding masked) instead of a raw float, since a composer's harmonic language sits in the intervals between pitches, not their absolute height. Duration, velocity, and offset feed in as continuous values, concatenated with the pitch embedding at every timestep. Each sequence is capped at the first 500 note events, zero-padded and masked when shorter. That combined sequence runs through a 128-unit LSTM (full sequences returned), 0.3 dropout, a 64-unit LSTM, another 0.3 dropout, then a 4-class softmax. We trained with sparse categorical cross-entropy and Adam at lr=0.0005, clipping gradients at 1.0 after an early run diverged mid-training. Class weights came from the unaugmented counts: augmentation already rebalances the classes, so weighting on top would double-correct. Single-split training ran up to 100 epochs with early stopping (patience 12) and LR reduction on a validation-loss plateau; cross-validation folds used a tighter 60-epoch budget.</w:t>
+      </w:r>
+    </w:p>
+    <w:p>
+      <w:pPr>
+        <w:spacing w:line="480" w:lineRule="auto" w:before="0" w:after="0"/>
+      </w:pPr>
+      <w:r>
+        <w:t xml:space="preserve">On the original file-level split, the LSTM hit 48.8% accuracy (macro precision 51.2%, macro recall 32.3%) against a 62.6% always-Bach baseline. Since the leakage review found 14-16% of validation/test rows shared a work with a training file, we re-ran the LSTM on the work-grouped split: 5-fold cross-validation plus a holdout set no fold ever trains on. Cross-validation accuracy came to 55.4% (SD 6.2%), macro F1 40.9% (SD 6.2%), folds ranging 47.5% to 63.0%; the final holdout scored 45.3% accuracy and 42.6% macro F1 against a 62.4% baseline. Figure 1 (matplotlib; Hunter, 2007) shows the single-split training curves; Figure 2 and Table 1 show the holdout confusion matrix and per-class breakdown.</w:t>
       </w:r>
     </w:p>
     <w:p>
@@ -3149,42 +3084,9 @@
           <w:lang w:val="en-US"/>
         </w:rPr>
       </w:pPr>
-      <w:proofErr w:type="spellStart"/>
-      <w:r>
-        <w:rPr>
-          <w:lang w:val="en-US"/>
-        </w:rPr>
-        <w:t xml:space="preserve">TensorFlow Developers. (n.d.). TensorFlow [Computer software]. </w:t>
-      </w:r>
-      <w:proofErr w:type="spellEnd"/>
-      <w:r>
-        <w:rPr>
-          <w:lang w:val="en-US"/>
-        </w:rPr>
-      </w:r>
-      <w:proofErr w:type="spellStart"/>
-      <w:r>
-        <w:rPr>
-          <w:i/>
-          <w:iCs/>
-          <w:lang w:val="en-US"/>
-        </w:rPr>
-      </w:r>
-      <w:proofErr w:type="spellEnd"/>
-      <w:r>
-        <w:rPr>
-          <w:lang w:val="en-US"/>
-        </w:rPr>
-      </w:r>
-      <w:hyperlink r:id="rId12" w:history="1">
-        <w:r>
-          <w:rPr>
-            <w:rStyle w:val="Hyperlink"/>
-            <w:lang w:val="en-US"/>
-          </w:rPr>
-          <w:t>https://www.tensorflow.org/</w:t>
-        </w:r>
-      </w:hyperlink>
+      <w:r>
+        <w:t xml:space="preserve">The LSTM loses to the majority-class baseline on both splits. Bach precision is 0.91 but recall only 0.42: the model is right when it says Bach, but misses most actual Bach pieces, mostly mislabeling them Mozart (76 of 146 in the holdout, Figure 2). It also hasn't converged: three of five cross-validation folds hit the 60-epoch cap still improving, so we don't yet know this architecture's ceiling. Full histories, per-fold metrics, and the model-development defect log are in the project notebooks (05_lstm_model.ipynb, 08_cross_validation.ipynb).</w:t>
+      </w:r>
     </w:p>
     <w:sectPr>
       <w:headerReference w:type="default" r:id="rId15"/>

--- a/Team5-Final-Report.docx
+++ b/Team5-Final-Report.docx
@@ -2734,6 +2734,20 @@
       </w:pPr>
       <w:r>
         <w:t xml:space="preserve"> </w:t>
+      </w:r>
+    </w:p>
+    <w:p>
+      <w:pPr>
+        <w:pStyle w:val="Heading1"/>
+      </w:pPr>
+      <w:r>
+        <w:t>AI Disclosure</w:t>
+      </w:r>
+    </w:p>
+    <w:p>
+      <w:pPr/>
+      <w:r>
+        <w:t>Generative AI tools (including Claude and ChatGPT) were used extensively throughout the drafting and revision of this report to help align the writing, formatting, and reported results with the outputs of our analysis notebook. AI-assisted scripts and tools were also used to repeatedly re-check tedious, repetitive tasks such as formatting consistency, citation/reference formatting, and numbering. All analysis, modeling, and conclusions remain the work and responsibility of the team.</w:t>
       </w:r>
     </w:p>
     <w:p>
